--- a/release_assets/docx/09_SAFE-CARE_Conference_Talk_Deck_Outline.docx
+++ b/release_assets/docx/09_SAFE-CARE_Conference_Talk_Deck_Outline.docx
@@ -97,10 +97,10 @@
         </w:tblBorders>
       </w:tblPr>
       <w:tblGrid>
-        <w:gridCol w:w="2340"/>
-        <w:gridCol w:w="2340"/>
-        <w:gridCol w:w="2340"/>
-        <w:gridCol w:w="2340"/>
+        <w:gridCol w:w="884"/>
+        <w:gridCol w:w="2164"/>
+        <w:gridCol w:w="4044"/>
+        <w:gridCol w:w="2268"/>
       </w:tblGrid>
       <w:tr>
         <w:trPr>
@@ -108,7 +108,7 @@
         </w:trPr>
         <w:tc>
           <w:tcPr>
-            <w:tcW w:type="dxa" w:w="2340"/>
+            <w:tcW w:type="dxa" w:w="884"/>
             <w:tcBorders>
               <w:top w:val="single" w:color="D0D0CE" w:sz="1"/>
               <w:left w:val="single" w:color="D0D0CE" w:sz="1"/>
@@ -132,8 +132,8 @@
                 <w:b/>
                 <w:bCs/>
                 <w:color w:val="FFFFFF"/>
-                <w:sz w:val="16"/>
-                <w:szCs w:val="16"/>
+                <w:sz w:val="18"/>
+                <w:szCs w:val="18"/>
               </w:rPr>
               <w:t xml:space="preserve">Slide</w:t>
             </w:r>
@@ -141,7 +141,7 @@
         </w:tc>
         <w:tc>
           <w:tcPr>
-            <w:tcW w:type="dxa" w:w="2340"/>
+            <w:tcW w:type="dxa" w:w="2164"/>
             <w:tcBorders>
               <w:top w:val="single" w:color="D0D0CE" w:sz="1"/>
               <w:left w:val="single" w:color="D0D0CE" w:sz="1"/>
@@ -165,8 +165,8 @@
                 <w:b/>
                 <w:bCs/>
                 <w:color w:val="FFFFFF"/>
-                <w:sz w:val="16"/>
-                <w:szCs w:val="16"/>
+                <w:sz w:val="18"/>
+                <w:szCs w:val="18"/>
               </w:rPr>
               <w:t xml:space="preserve">Title</w:t>
             </w:r>
@@ -174,7 +174,7 @@
         </w:tc>
         <w:tc>
           <w:tcPr>
-            <w:tcW w:type="dxa" w:w="2340"/>
+            <w:tcW w:type="dxa" w:w="4044"/>
             <w:tcBorders>
               <w:top w:val="single" w:color="D0D0CE" w:sz="1"/>
               <w:left w:val="single" w:color="D0D0CE" w:sz="1"/>
@@ -198,8 +198,8 @@
                 <w:b/>
                 <w:bCs/>
                 <w:color w:val="FFFFFF"/>
-                <w:sz w:val="16"/>
-                <w:szCs w:val="16"/>
+                <w:sz w:val="18"/>
+                <w:szCs w:val="18"/>
               </w:rPr>
               <w:t xml:space="preserve">Content / visual idea</w:t>
             </w:r>
@@ -207,7 +207,7 @@
         </w:tc>
         <w:tc>
           <w:tcPr>
-            <w:tcW w:type="dxa" w:w="2340"/>
+            <w:tcW w:type="dxa" w:w="2268"/>
             <w:tcBorders>
               <w:top w:val="single" w:color="D0D0CE" w:sz="1"/>
               <w:left w:val="single" w:color="D0D0CE" w:sz="1"/>
@@ -231,8 +231,8 @@
                 <w:b/>
                 <w:bCs/>
                 <w:color w:val="FFFFFF"/>
-                <w:sz w:val="16"/>
-                <w:szCs w:val="16"/>
+                <w:sz w:val="18"/>
+                <w:szCs w:val="18"/>
               </w:rPr>
               <w:t xml:space="preserve">Speaker takeaway</w:t>
             </w:r>
@@ -242,7 +242,7 @@
       <w:tr>
         <w:tc>
           <w:tcPr>
-            <w:tcW w:type="dxa" w:w="2340"/>
+            <w:tcW w:type="dxa" w:w="884"/>
             <w:tcBorders>
               <w:top w:val="single" w:color="D0D0CE" w:sz="1"/>
               <w:left w:val="single" w:color="D0D0CE" w:sz="1"/>
@@ -268,7 +268,7 @@
         </w:tc>
         <w:tc>
           <w:tcPr>
-            <w:tcW w:type="dxa" w:w="2340"/>
+            <w:tcW w:type="dxa" w:w="2164"/>
             <w:tcBorders>
               <w:top w:val="single" w:color="D0D0CE" w:sz="1"/>
               <w:left w:val="single" w:color="D0D0CE" w:sz="1"/>
@@ -294,7 +294,7 @@
         </w:tc>
         <w:tc>
           <w:tcPr>
-            <w:tcW w:type="dxa" w:w="2340"/>
+            <w:tcW w:type="dxa" w:w="4044"/>
             <w:tcBorders>
               <w:top w:val="single" w:color="D0D0CE" w:sz="1"/>
               <w:left w:val="single" w:color="D0D0CE" w:sz="1"/>
@@ -320,7 +320,7 @@
         </w:tc>
         <w:tc>
           <w:tcPr>
-            <w:tcW w:type="dxa" w:w="2340"/>
+            <w:tcW w:type="dxa" w:w="2268"/>
             <w:tcBorders>
               <w:top w:val="single" w:color="D0D0CE" w:sz="1"/>
               <w:left w:val="single" w:color="D0D0CE" w:sz="1"/>
@@ -348,7 +348,7 @@
       <w:tr>
         <w:tc>
           <w:tcPr>
-            <w:tcW w:type="dxa" w:w="2340"/>
+            <w:tcW w:type="dxa" w:w="884"/>
             <w:tcBorders>
               <w:top w:val="single" w:color="D0D0CE" w:sz="1"/>
               <w:left w:val="single" w:color="D0D0CE" w:sz="1"/>
@@ -374,7 +374,7 @@
         </w:tc>
         <w:tc>
           <w:tcPr>
-            <w:tcW w:type="dxa" w:w="2340"/>
+            <w:tcW w:type="dxa" w:w="2164"/>
             <w:tcBorders>
               <w:top w:val="single" w:color="D0D0CE" w:sz="1"/>
               <w:left w:val="single" w:color="D0D0CE" w:sz="1"/>
@@ -400,7 +400,7 @@
         </w:tc>
         <w:tc>
           <w:tcPr>
-            <w:tcW w:type="dxa" w:w="2340"/>
+            <w:tcW w:type="dxa" w:w="4044"/>
             <w:tcBorders>
               <w:top w:val="single" w:color="D0D0CE" w:sz="1"/>
               <w:left w:val="single" w:color="D0D0CE" w:sz="1"/>
@@ -426,7 +426,7 @@
         </w:tc>
         <w:tc>
           <w:tcPr>
-            <w:tcW w:type="dxa" w:w="2340"/>
+            <w:tcW w:type="dxa" w:w="2268"/>
             <w:tcBorders>
               <w:top w:val="single" w:color="D0D0CE" w:sz="1"/>
               <w:left w:val="single" w:color="D0D0CE" w:sz="1"/>
@@ -454,7 +454,7 @@
       <w:tr>
         <w:tc>
           <w:tcPr>
-            <w:tcW w:type="dxa" w:w="2340"/>
+            <w:tcW w:type="dxa" w:w="884"/>
             <w:tcBorders>
               <w:top w:val="single" w:color="D0D0CE" w:sz="1"/>
               <w:left w:val="single" w:color="D0D0CE" w:sz="1"/>
@@ -480,7 +480,7 @@
         </w:tc>
         <w:tc>
           <w:tcPr>
-            <w:tcW w:type="dxa" w:w="2340"/>
+            <w:tcW w:type="dxa" w:w="2164"/>
             <w:tcBorders>
               <w:top w:val="single" w:color="D0D0CE" w:sz="1"/>
               <w:left w:val="single" w:color="D0D0CE" w:sz="1"/>
@@ -506,7 +506,7 @@
         </w:tc>
         <w:tc>
           <w:tcPr>
-            <w:tcW w:type="dxa" w:w="2340"/>
+            <w:tcW w:type="dxa" w:w="4044"/>
             <w:tcBorders>
               <w:top w:val="single" w:color="D0D0CE" w:sz="1"/>
               <w:left w:val="single" w:color="D0D0CE" w:sz="1"/>
@@ -532,7 +532,7 @@
         </w:tc>
         <w:tc>
           <w:tcPr>
-            <w:tcW w:type="dxa" w:w="2340"/>
+            <w:tcW w:type="dxa" w:w="2268"/>
             <w:tcBorders>
               <w:top w:val="single" w:color="D0D0CE" w:sz="1"/>
               <w:left w:val="single" w:color="D0D0CE" w:sz="1"/>
@@ -560,7 +560,7 @@
       <w:tr>
         <w:tc>
           <w:tcPr>
-            <w:tcW w:type="dxa" w:w="2340"/>
+            <w:tcW w:type="dxa" w:w="884"/>
             <w:tcBorders>
               <w:top w:val="single" w:color="D0D0CE" w:sz="1"/>
               <w:left w:val="single" w:color="D0D0CE" w:sz="1"/>
@@ -586,7 +586,7 @@
         </w:tc>
         <w:tc>
           <w:tcPr>
-            <w:tcW w:type="dxa" w:w="2340"/>
+            <w:tcW w:type="dxa" w:w="2164"/>
             <w:tcBorders>
               <w:top w:val="single" w:color="D0D0CE" w:sz="1"/>
               <w:left w:val="single" w:color="D0D0CE" w:sz="1"/>
@@ -612,7 +612,7 @@
         </w:tc>
         <w:tc>
           <w:tcPr>
-            <w:tcW w:type="dxa" w:w="2340"/>
+            <w:tcW w:type="dxa" w:w="4044"/>
             <w:tcBorders>
               <w:top w:val="single" w:color="D0D0CE" w:sz="1"/>
               <w:left w:val="single" w:color="D0D0CE" w:sz="1"/>
@@ -638,7 +638,7 @@
         </w:tc>
         <w:tc>
           <w:tcPr>
-            <w:tcW w:type="dxa" w:w="2340"/>
+            <w:tcW w:type="dxa" w:w="2268"/>
             <w:tcBorders>
               <w:top w:val="single" w:color="D0D0CE" w:sz="1"/>
               <w:left w:val="single" w:color="D0D0CE" w:sz="1"/>
@@ -666,7 +666,7 @@
       <w:tr>
         <w:tc>
           <w:tcPr>
-            <w:tcW w:type="dxa" w:w="2340"/>
+            <w:tcW w:type="dxa" w:w="884"/>
             <w:tcBorders>
               <w:top w:val="single" w:color="D0D0CE" w:sz="1"/>
               <w:left w:val="single" w:color="D0D0CE" w:sz="1"/>
@@ -692,7 +692,7 @@
         </w:tc>
         <w:tc>
           <w:tcPr>
-            <w:tcW w:type="dxa" w:w="2340"/>
+            <w:tcW w:type="dxa" w:w="2164"/>
             <w:tcBorders>
               <w:top w:val="single" w:color="D0D0CE" w:sz="1"/>
               <w:left w:val="single" w:color="D0D0CE" w:sz="1"/>
@@ -718,7 +718,7 @@
         </w:tc>
         <w:tc>
           <w:tcPr>
-            <w:tcW w:type="dxa" w:w="2340"/>
+            <w:tcW w:type="dxa" w:w="4044"/>
             <w:tcBorders>
               <w:top w:val="single" w:color="D0D0CE" w:sz="1"/>
               <w:left w:val="single" w:color="D0D0CE" w:sz="1"/>
@@ -744,7 +744,7 @@
         </w:tc>
         <w:tc>
           <w:tcPr>
-            <w:tcW w:type="dxa" w:w="2340"/>
+            <w:tcW w:type="dxa" w:w="2268"/>
             <w:tcBorders>
               <w:top w:val="single" w:color="D0D0CE" w:sz="1"/>
               <w:left w:val="single" w:color="D0D0CE" w:sz="1"/>
@@ -772,7 +772,7 @@
       <w:tr>
         <w:tc>
           <w:tcPr>
-            <w:tcW w:type="dxa" w:w="2340"/>
+            <w:tcW w:type="dxa" w:w="884"/>
             <w:tcBorders>
               <w:top w:val="single" w:color="D0D0CE" w:sz="1"/>
               <w:left w:val="single" w:color="D0D0CE" w:sz="1"/>
@@ -798,7 +798,7 @@
         </w:tc>
         <w:tc>
           <w:tcPr>
-            <w:tcW w:type="dxa" w:w="2340"/>
+            <w:tcW w:type="dxa" w:w="2164"/>
             <w:tcBorders>
               <w:top w:val="single" w:color="D0D0CE" w:sz="1"/>
               <w:left w:val="single" w:color="D0D0CE" w:sz="1"/>
@@ -824,7 +824,7 @@
         </w:tc>
         <w:tc>
           <w:tcPr>
-            <w:tcW w:type="dxa" w:w="2340"/>
+            <w:tcW w:type="dxa" w:w="4044"/>
             <w:tcBorders>
               <w:top w:val="single" w:color="D0D0CE" w:sz="1"/>
               <w:left w:val="single" w:color="D0D0CE" w:sz="1"/>
@@ -850,7 +850,7 @@
         </w:tc>
         <w:tc>
           <w:tcPr>
-            <w:tcW w:type="dxa" w:w="2340"/>
+            <w:tcW w:type="dxa" w:w="2268"/>
             <w:tcBorders>
               <w:top w:val="single" w:color="D0D0CE" w:sz="1"/>
               <w:left w:val="single" w:color="D0D0CE" w:sz="1"/>
@@ -878,7 +878,7 @@
       <w:tr>
         <w:tc>
           <w:tcPr>
-            <w:tcW w:type="dxa" w:w="2340"/>
+            <w:tcW w:type="dxa" w:w="884"/>
             <w:tcBorders>
               <w:top w:val="single" w:color="D0D0CE" w:sz="1"/>
               <w:left w:val="single" w:color="D0D0CE" w:sz="1"/>
@@ -904,7 +904,7 @@
         </w:tc>
         <w:tc>
           <w:tcPr>
-            <w:tcW w:type="dxa" w:w="2340"/>
+            <w:tcW w:type="dxa" w:w="2164"/>
             <w:tcBorders>
               <w:top w:val="single" w:color="D0D0CE" w:sz="1"/>
               <w:left w:val="single" w:color="D0D0CE" w:sz="1"/>
@@ -930,7 +930,7 @@
         </w:tc>
         <w:tc>
           <w:tcPr>
-            <w:tcW w:type="dxa" w:w="2340"/>
+            <w:tcW w:type="dxa" w:w="4044"/>
             <w:tcBorders>
               <w:top w:val="single" w:color="D0D0CE" w:sz="1"/>
               <w:left w:val="single" w:color="D0D0CE" w:sz="1"/>
@@ -956,7 +956,7 @@
         </w:tc>
         <w:tc>
           <w:tcPr>
-            <w:tcW w:type="dxa" w:w="2340"/>
+            <w:tcW w:type="dxa" w:w="2268"/>
             <w:tcBorders>
               <w:top w:val="single" w:color="D0D0CE" w:sz="1"/>
               <w:left w:val="single" w:color="D0D0CE" w:sz="1"/>
@@ -984,7 +984,7 @@
       <w:tr>
         <w:tc>
           <w:tcPr>
-            <w:tcW w:type="dxa" w:w="2340"/>
+            <w:tcW w:type="dxa" w:w="884"/>
             <w:tcBorders>
               <w:top w:val="single" w:color="D0D0CE" w:sz="1"/>
               <w:left w:val="single" w:color="D0D0CE" w:sz="1"/>
@@ -1010,7 +1010,7 @@
         </w:tc>
         <w:tc>
           <w:tcPr>
-            <w:tcW w:type="dxa" w:w="2340"/>
+            <w:tcW w:type="dxa" w:w="2164"/>
             <w:tcBorders>
               <w:top w:val="single" w:color="D0D0CE" w:sz="1"/>
               <w:left w:val="single" w:color="D0D0CE" w:sz="1"/>
@@ -1036,7 +1036,7 @@
         </w:tc>
         <w:tc>
           <w:tcPr>
-            <w:tcW w:type="dxa" w:w="2340"/>
+            <w:tcW w:type="dxa" w:w="4044"/>
             <w:tcBorders>
               <w:top w:val="single" w:color="D0D0CE" w:sz="1"/>
               <w:left w:val="single" w:color="D0D0CE" w:sz="1"/>
@@ -1062,7 +1062,7 @@
         </w:tc>
         <w:tc>
           <w:tcPr>
-            <w:tcW w:type="dxa" w:w="2340"/>
+            <w:tcW w:type="dxa" w:w="2268"/>
             <w:tcBorders>
               <w:top w:val="single" w:color="D0D0CE" w:sz="1"/>
               <w:left w:val="single" w:color="D0D0CE" w:sz="1"/>
@@ -1090,7 +1090,7 @@
       <w:tr>
         <w:tc>
           <w:tcPr>
-            <w:tcW w:type="dxa" w:w="2340"/>
+            <w:tcW w:type="dxa" w:w="884"/>
             <w:tcBorders>
               <w:top w:val="single" w:color="D0D0CE" w:sz="1"/>
               <w:left w:val="single" w:color="D0D0CE" w:sz="1"/>
@@ -1116,7 +1116,7 @@
         </w:tc>
         <w:tc>
           <w:tcPr>
-            <w:tcW w:type="dxa" w:w="2340"/>
+            <w:tcW w:type="dxa" w:w="2164"/>
             <w:tcBorders>
               <w:top w:val="single" w:color="D0D0CE" w:sz="1"/>
               <w:left w:val="single" w:color="D0D0CE" w:sz="1"/>
@@ -1142,7 +1142,7 @@
         </w:tc>
         <w:tc>
           <w:tcPr>
-            <w:tcW w:type="dxa" w:w="2340"/>
+            <w:tcW w:type="dxa" w:w="4044"/>
             <w:tcBorders>
               <w:top w:val="single" w:color="D0D0CE" w:sz="1"/>
               <w:left w:val="single" w:color="D0D0CE" w:sz="1"/>
@@ -1168,7 +1168,7 @@
         </w:tc>
         <w:tc>
           <w:tcPr>
-            <w:tcW w:type="dxa" w:w="2340"/>
+            <w:tcW w:type="dxa" w:w="2268"/>
             <w:tcBorders>
               <w:top w:val="single" w:color="D0D0CE" w:sz="1"/>
               <w:left w:val="single" w:color="D0D0CE" w:sz="1"/>
@@ -1196,7 +1196,7 @@
       <w:tr>
         <w:tc>
           <w:tcPr>
-            <w:tcW w:type="dxa" w:w="2340"/>
+            <w:tcW w:type="dxa" w:w="884"/>
             <w:tcBorders>
               <w:top w:val="single" w:color="D0D0CE" w:sz="1"/>
               <w:left w:val="single" w:color="D0D0CE" w:sz="1"/>
@@ -1222,7 +1222,7 @@
         </w:tc>
         <w:tc>
           <w:tcPr>
-            <w:tcW w:type="dxa" w:w="2340"/>
+            <w:tcW w:type="dxa" w:w="2164"/>
             <w:tcBorders>
               <w:top w:val="single" w:color="D0D0CE" w:sz="1"/>
               <w:left w:val="single" w:color="D0D0CE" w:sz="1"/>
@@ -1248,7 +1248,7 @@
         </w:tc>
         <w:tc>
           <w:tcPr>
-            <w:tcW w:type="dxa" w:w="2340"/>
+            <w:tcW w:type="dxa" w:w="4044"/>
             <w:tcBorders>
               <w:top w:val="single" w:color="D0D0CE" w:sz="1"/>
               <w:left w:val="single" w:color="D0D0CE" w:sz="1"/>
@@ -1274,7 +1274,7 @@
         </w:tc>
         <w:tc>
           <w:tcPr>
-            <w:tcW w:type="dxa" w:w="2340"/>
+            <w:tcW w:type="dxa" w:w="2268"/>
             <w:tcBorders>
               <w:top w:val="single" w:color="D0D0CE" w:sz="1"/>
               <w:left w:val="single" w:color="D0D0CE" w:sz="1"/>
@@ -1302,7 +1302,7 @@
       <w:tr>
         <w:tc>
           <w:tcPr>
-            <w:tcW w:type="dxa" w:w="2340"/>
+            <w:tcW w:type="dxa" w:w="884"/>
             <w:tcBorders>
               <w:top w:val="single" w:color="D0D0CE" w:sz="1"/>
               <w:left w:val="single" w:color="D0D0CE" w:sz="1"/>
@@ -1328,7 +1328,7 @@
         </w:tc>
         <w:tc>
           <w:tcPr>
-            <w:tcW w:type="dxa" w:w="2340"/>
+            <w:tcW w:type="dxa" w:w="2164"/>
             <w:tcBorders>
               <w:top w:val="single" w:color="D0D0CE" w:sz="1"/>
               <w:left w:val="single" w:color="D0D0CE" w:sz="1"/>
@@ -1354,7 +1354,7 @@
         </w:tc>
         <w:tc>
           <w:tcPr>
-            <w:tcW w:type="dxa" w:w="2340"/>
+            <w:tcW w:type="dxa" w:w="4044"/>
             <w:tcBorders>
               <w:top w:val="single" w:color="D0D0CE" w:sz="1"/>
               <w:left w:val="single" w:color="D0D0CE" w:sz="1"/>
@@ -1380,7 +1380,7 @@
         </w:tc>
         <w:tc>
           <w:tcPr>
-            <w:tcW w:type="dxa" w:w="2340"/>
+            <w:tcW w:type="dxa" w:w="2268"/>
             <w:tcBorders>
               <w:top w:val="single" w:color="D0D0CE" w:sz="1"/>
               <w:left w:val="single" w:color="D0D0CE" w:sz="1"/>
@@ -1408,7 +1408,7 @@
       <w:tr>
         <w:tc>
           <w:tcPr>
-            <w:tcW w:type="dxa" w:w="2340"/>
+            <w:tcW w:type="dxa" w:w="884"/>
             <w:tcBorders>
               <w:top w:val="single" w:color="D0D0CE" w:sz="1"/>
               <w:left w:val="single" w:color="D0D0CE" w:sz="1"/>
@@ -1434,7 +1434,7 @@
         </w:tc>
         <w:tc>
           <w:tcPr>
-            <w:tcW w:type="dxa" w:w="2340"/>
+            <w:tcW w:type="dxa" w:w="2164"/>
             <w:tcBorders>
               <w:top w:val="single" w:color="D0D0CE" w:sz="1"/>
               <w:left w:val="single" w:color="D0D0CE" w:sz="1"/>
@@ -1460,7 +1460,7 @@
         </w:tc>
         <w:tc>
           <w:tcPr>
-            <w:tcW w:type="dxa" w:w="2340"/>
+            <w:tcW w:type="dxa" w:w="4044"/>
             <w:tcBorders>
               <w:top w:val="single" w:color="D0D0CE" w:sz="1"/>
               <w:left w:val="single" w:color="D0D0CE" w:sz="1"/>
@@ -1486,7 +1486,7 @@
         </w:tc>
         <w:tc>
           <w:tcPr>
-            <w:tcW w:type="dxa" w:w="2340"/>
+            <w:tcW w:type="dxa" w:w="2268"/>
             <w:tcBorders>
               <w:top w:val="single" w:color="D0D0CE" w:sz="1"/>
               <w:left w:val="single" w:color="D0D0CE" w:sz="1"/>
@@ -1514,7 +1514,7 @@
       <w:tr>
         <w:tc>
           <w:tcPr>
-            <w:tcW w:type="dxa" w:w="2340"/>
+            <w:tcW w:type="dxa" w:w="884"/>
             <w:tcBorders>
               <w:top w:val="single" w:color="D0D0CE" w:sz="1"/>
               <w:left w:val="single" w:color="D0D0CE" w:sz="1"/>
@@ -1540,7 +1540,7 @@
         </w:tc>
         <w:tc>
           <w:tcPr>
-            <w:tcW w:type="dxa" w:w="2340"/>
+            <w:tcW w:type="dxa" w:w="2164"/>
             <w:tcBorders>
               <w:top w:val="single" w:color="D0D0CE" w:sz="1"/>
               <w:left w:val="single" w:color="D0D0CE" w:sz="1"/>
@@ -1566,7 +1566,7 @@
         </w:tc>
         <w:tc>
           <w:tcPr>
-            <w:tcW w:type="dxa" w:w="2340"/>
+            <w:tcW w:type="dxa" w:w="4044"/>
             <w:tcBorders>
               <w:top w:val="single" w:color="D0D0CE" w:sz="1"/>
               <w:left w:val="single" w:color="D0D0CE" w:sz="1"/>
@@ -1592,7 +1592,7 @@
         </w:tc>
         <w:tc>
           <w:tcPr>
-            <w:tcW w:type="dxa" w:w="2340"/>
+            <w:tcW w:type="dxa" w:w="2268"/>
             <w:tcBorders>
               <w:top w:val="single" w:color="D0D0CE" w:sz="1"/>
               <w:left w:val="single" w:color="D0D0CE" w:sz="1"/>
@@ -1620,7 +1620,7 @@
       <w:tr>
         <w:tc>
           <w:tcPr>
-            <w:tcW w:type="dxa" w:w="2340"/>
+            <w:tcW w:type="dxa" w:w="884"/>
             <w:tcBorders>
               <w:top w:val="single" w:color="D0D0CE" w:sz="1"/>
               <w:left w:val="single" w:color="D0D0CE" w:sz="1"/>
@@ -1646,7 +1646,7 @@
         </w:tc>
         <w:tc>
           <w:tcPr>
-            <w:tcW w:type="dxa" w:w="2340"/>
+            <w:tcW w:type="dxa" w:w="2164"/>
             <w:tcBorders>
               <w:top w:val="single" w:color="D0D0CE" w:sz="1"/>
               <w:left w:val="single" w:color="D0D0CE" w:sz="1"/>
@@ -1672,7 +1672,7 @@
         </w:tc>
         <w:tc>
           <w:tcPr>
-            <w:tcW w:type="dxa" w:w="2340"/>
+            <w:tcW w:type="dxa" w:w="4044"/>
             <w:tcBorders>
               <w:top w:val="single" w:color="D0D0CE" w:sz="1"/>
               <w:left w:val="single" w:color="D0D0CE" w:sz="1"/>
@@ -1698,7 +1698,7 @@
         </w:tc>
         <w:tc>
           <w:tcPr>
-            <w:tcW w:type="dxa" w:w="2340"/>
+            <w:tcW w:type="dxa" w:w="2268"/>
             <w:tcBorders>
               <w:top w:val="single" w:color="D0D0CE" w:sz="1"/>
               <w:left w:val="single" w:color="D0D0CE" w:sz="1"/>
@@ -1726,7 +1726,7 @@
       <w:tr>
         <w:tc>
           <w:tcPr>
-            <w:tcW w:type="dxa" w:w="2340"/>
+            <w:tcW w:type="dxa" w:w="884"/>
             <w:tcBorders>
               <w:top w:val="single" w:color="D0D0CE" w:sz="1"/>
               <w:left w:val="single" w:color="D0D0CE" w:sz="1"/>
@@ -1752,7 +1752,7 @@
         </w:tc>
         <w:tc>
           <w:tcPr>
-            <w:tcW w:type="dxa" w:w="2340"/>
+            <w:tcW w:type="dxa" w:w="2164"/>
             <w:tcBorders>
               <w:top w:val="single" w:color="D0D0CE" w:sz="1"/>
               <w:left w:val="single" w:color="D0D0CE" w:sz="1"/>
@@ -1778,7 +1778,7 @@
         </w:tc>
         <w:tc>
           <w:tcPr>
-            <w:tcW w:type="dxa" w:w="2340"/>
+            <w:tcW w:type="dxa" w:w="4044"/>
             <w:tcBorders>
               <w:top w:val="single" w:color="D0D0CE" w:sz="1"/>
               <w:left w:val="single" w:color="D0D0CE" w:sz="1"/>
@@ -1804,7 +1804,7 @@
         </w:tc>
         <w:tc>
           <w:tcPr>
-            <w:tcW w:type="dxa" w:w="2340"/>
+            <w:tcW w:type="dxa" w:w="2268"/>
             <w:tcBorders>
               <w:top w:val="single" w:color="D0D0CE" w:sz="1"/>
               <w:left w:val="single" w:color="D0D0CE" w:sz="1"/>
@@ -1832,7 +1832,7 @@
       <w:tr>
         <w:tc>
           <w:tcPr>
-            <w:tcW w:type="dxa" w:w="2340"/>
+            <w:tcW w:type="dxa" w:w="884"/>
             <w:tcBorders>
               <w:top w:val="single" w:color="D0D0CE" w:sz="1"/>
               <w:left w:val="single" w:color="D0D0CE" w:sz="1"/>
@@ -1858,7 +1858,7 @@
         </w:tc>
         <w:tc>
           <w:tcPr>
-            <w:tcW w:type="dxa" w:w="2340"/>
+            <w:tcW w:type="dxa" w:w="2164"/>
             <w:tcBorders>
               <w:top w:val="single" w:color="D0D0CE" w:sz="1"/>
               <w:left w:val="single" w:color="D0D0CE" w:sz="1"/>
@@ -1884,7 +1884,7 @@
         </w:tc>
         <w:tc>
           <w:tcPr>
-            <w:tcW w:type="dxa" w:w="2340"/>
+            <w:tcW w:type="dxa" w:w="4044"/>
             <w:tcBorders>
               <w:top w:val="single" w:color="D0D0CE" w:sz="1"/>
               <w:left w:val="single" w:color="D0D0CE" w:sz="1"/>
@@ -1910,7 +1910,7 @@
         </w:tc>
         <w:tc>
           <w:tcPr>
-            <w:tcW w:type="dxa" w:w="2340"/>
+            <w:tcW w:type="dxa" w:w="2268"/>
             <w:tcBorders>
               <w:top w:val="single" w:color="D0D0CE" w:sz="1"/>
               <w:left w:val="single" w:color="D0D0CE" w:sz="1"/>
@@ -1938,7 +1938,7 @@
       <w:tr>
         <w:tc>
           <w:tcPr>
-            <w:tcW w:type="dxa" w:w="2340"/>
+            <w:tcW w:type="dxa" w:w="884"/>
             <w:tcBorders>
               <w:top w:val="single" w:color="D0D0CE" w:sz="1"/>
               <w:left w:val="single" w:color="D0D0CE" w:sz="1"/>
@@ -1964,7 +1964,7 @@
         </w:tc>
         <w:tc>
           <w:tcPr>
-            <w:tcW w:type="dxa" w:w="2340"/>
+            <w:tcW w:type="dxa" w:w="2164"/>
             <w:tcBorders>
               <w:top w:val="single" w:color="D0D0CE" w:sz="1"/>
               <w:left w:val="single" w:color="D0D0CE" w:sz="1"/>
@@ -1990,7 +1990,7 @@
         </w:tc>
         <w:tc>
           <w:tcPr>
-            <w:tcW w:type="dxa" w:w="2340"/>
+            <w:tcW w:type="dxa" w:w="4044"/>
             <w:tcBorders>
               <w:top w:val="single" w:color="D0D0CE" w:sz="1"/>
               <w:left w:val="single" w:color="D0D0CE" w:sz="1"/>
@@ -2016,7 +2016,7 @@
         </w:tc>
         <w:tc>
           <w:tcPr>
-            <w:tcW w:type="dxa" w:w="2340"/>
+            <w:tcW w:type="dxa" w:w="2268"/>
             <w:tcBorders>
               <w:top w:val="single" w:color="D0D0CE" w:sz="1"/>
               <w:left w:val="single" w:color="D0D0CE" w:sz="1"/>
@@ -2044,7 +2044,7 @@
       <w:tr>
         <w:tc>
           <w:tcPr>
-            <w:tcW w:type="dxa" w:w="2340"/>
+            <w:tcW w:type="dxa" w:w="884"/>
             <w:tcBorders>
               <w:top w:val="single" w:color="D0D0CE" w:sz="1"/>
               <w:left w:val="single" w:color="D0D0CE" w:sz="1"/>
@@ -2070,7 +2070,7 @@
         </w:tc>
         <w:tc>
           <w:tcPr>
-            <w:tcW w:type="dxa" w:w="2340"/>
+            <w:tcW w:type="dxa" w:w="2164"/>
             <w:tcBorders>
               <w:top w:val="single" w:color="D0D0CE" w:sz="1"/>
               <w:left w:val="single" w:color="D0D0CE" w:sz="1"/>
@@ -2096,7 +2096,7 @@
         </w:tc>
         <w:tc>
           <w:tcPr>
-            <w:tcW w:type="dxa" w:w="2340"/>
+            <w:tcW w:type="dxa" w:w="4044"/>
             <w:tcBorders>
               <w:top w:val="single" w:color="D0D0CE" w:sz="1"/>
               <w:left w:val="single" w:color="D0D0CE" w:sz="1"/>
@@ -2122,7 +2122,7 @@
         </w:tc>
         <w:tc>
           <w:tcPr>
-            <w:tcW w:type="dxa" w:w="2340"/>
+            <w:tcW w:type="dxa" w:w="2268"/>
             <w:tcBorders>
               <w:top w:val="single" w:color="D0D0CE" w:sz="1"/>
               <w:left w:val="single" w:color="D0D0CE" w:sz="1"/>
@@ -2150,7 +2150,7 @@
       <w:tr>
         <w:tc>
           <w:tcPr>
-            <w:tcW w:type="dxa" w:w="2340"/>
+            <w:tcW w:type="dxa" w:w="884"/>
             <w:tcBorders>
               <w:top w:val="single" w:color="D0D0CE" w:sz="1"/>
               <w:left w:val="single" w:color="D0D0CE" w:sz="1"/>
@@ -2176,7 +2176,7 @@
         </w:tc>
         <w:tc>
           <w:tcPr>
-            <w:tcW w:type="dxa" w:w="2340"/>
+            <w:tcW w:type="dxa" w:w="2164"/>
             <w:tcBorders>
               <w:top w:val="single" w:color="D0D0CE" w:sz="1"/>
               <w:left w:val="single" w:color="D0D0CE" w:sz="1"/>
@@ -2202,7 +2202,7 @@
         </w:tc>
         <w:tc>
           <w:tcPr>
-            <w:tcW w:type="dxa" w:w="2340"/>
+            <w:tcW w:type="dxa" w:w="4044"/>
             <w:tcBorders>
               <w:top w:val="single" w:color="D0D0CE" w:sz="1"/>
               <w:left w:val="single" w:color="D0D0CE" w:sz="1"/>
@@ -2228,7 +2228,7 @@
         </w:tc>
         <w:tc>
           <w:tcPr>
-            <w:tcW w:type="dxa" w:w="2340"/>
+            <w:tcW w:type="dxa" w:w="2268"/>
             <w:tcBorders>
               <w:top w:val="single" w:color="D0D0CE" w:sz="1"/>
               <w:left w:val="single" w:color="D0D0CE" w:sz="1"/>
@@ -2256,7 +2256,7 @@
       <w:tr>
         <w:tc>
           <w:tcPr>
-            <w:tcW w:type="dxa" w:w="2340"/>
+            <w:tcW w:type="dxa" w:w="884"/>
             <w:tcBorders>
               <w:top w:val="single" w:color="D0D0CE" w:sz="1"/>
               <w:left w:val="single" w:color="D0D0CE" w:sz="1"/>
@@ -2282,7 +2282,7 @@
         </w:tc>
         <w:tc>
           <w:tcPr>
-            <w:tcW w:type="dxa" w:w="2340"/>
+            <w:tcW w:type="dxa" w:w="2164"/>
             <w:tcBorders>
               <w:top w:val="single" w:color="D0D0CE" w:sz="1"/>
               <w:left w:val="single" w:color="D0D0CE" w:sz="1"/>
@@ -2308,7 +2308,7 @@
         </w:tc>
         <w:tc>
           <w:tcPr>
-            <w:tcW w:type="dxa" w:w="2340"/>
+            <w:tcW w:type="dxa" w:w="4044"/>
             <w:tcBorders>
               <w:top w:val="single" w:color="D0D0CE" w:sz="1"/>
               <w:left w:val="single" w:color="D0D0CE" w:sz="1"/>
@@ -2334,7 +2334,7 @@
         </w:tc>
         <w:tc>
           <w:tcPr>
-            <w:tcW w:type="dxa" w:w="2340"/>
+            <w:tcW w:type="dxa" w:w="2268"/>
             <w:tcBorders>
               <w:top w:val="single" w:color="D0D0CE" w:sz="1"/>
               <w:left w:val="single" w:color="D0D0CE" w:sz="1"/>
@@ -2360,6 +2360,14 @@
         </w:tc>
       </w:tr>
     </w:tbl>
+    <w:p>
+      <w:pPr>
+        <w:spacing w:after="120"/>
+      </w:pPr>
+      <w:r>
+        <w:t xml:space="preserve"/>
+      </w:r>
+    </w:p>
     <w:p>
       <w:pPr>
         <w:pStyle w:val="Heading1"/>
@@ -2470,9 +2478,9 @@
         </w:tblBorders>
       </w:tblPr>
       <w:tblGrid>
-        <w:gridCol w:w="3120"/>
-        <w:gridCol w:w="3120"/>
-        <w:gridCol w:w="3120"/>
+        <w:gridCol w:w="2163"/>
+        <w:gridCol w:w="3926"/>
+        <w:gridCol w:w="3271"/>
       </w:tblGrid>
       <w:tr>
         <w:trPr>
@@ -2480,7 +2488,7 @@
         </w:trPr>
         <w:tc>
           <w:tcPr>
-            <w:tcW w:type="dxa" w:w="3120"/>
+            <w:tcW w:type="dxa" w:w="2163"/>
             <w:tcBorders>
               <w:top w:val="single" w:color="D0D0CE" w:sz="1"/>
               <w:left w:val="single" w:color="D0D0CE" w:sz="1"/>
@@ -2513,7 +2521,7 @@
         </w:tc>
         <w:tc>
           <w:tcPr>
-            <w:tcW w:type="dxa" w:w="3120"/>
+            <w:tcW w:type="dxa" w:w="3926"/>
             <w:tcBorders>
               <w:top w:val="single" w:color="D0D0CE" w:sz="1"/>
               <w:left w:val="single" w:color="D0D0CE" w:sz="1"/>
@@ -2546,7 +2554,7 @@
         </w:tc>
         <w:tc>
           <w:tcPr>
-            <w:tcW w:type="dxa" w:w="3120"/>
+            <w:tcW w:type="dxa" w:w="3271"/>
             <w:tcBorders>
               <w:top w:val="single" w:color="D0D0CE" w:sz="1"/>
               <w:left w:val="single" w:color="D0D0CE" w:sz="1"/>
@@ -2581,7 +2589,7 @@
       <w:tr>
         <w:tc>
           <w:tcPr>
-            <w:tcW w:type="dxa" w:w="3120"/>
+            <w:tcW w:type="dxa" w:w="2163"/>
             <w:tcBorders>
               <w:top w:val="single" w:color="D0D0CE" w:sz="1"/>
               <w:left w:val="single" w:color="D0D0CE" w:sz="1"/>
@@ -2607,7 +2615,7 @@
         </w:tc>
         <w:tc>
           <w:tcPr>
-            <w:tcW w:type="dxa" w:w="3120"/>
+            <w:tcW w:type="dxa" w:w="3926"/>
             <w:tcBorders>
               <w:top w:val="single" w:color="D0D0CE" w:sz="1"/>
               <w:left w:val="single" w:color="D0D0CE" w:sz="1"/>
@@ -2633,7 +2641,7 @@
         </w:tc>
         <w:tc>
           <w:tcPr>
-            <w:tcW w:type="dxa" w:w="3120"/>
+            <w:tcW w:type="dxa" w:w="3271"/>
             <w:tcBorders>
               <w:top w:val="single" w:color="D0D0CE" w:sz="1"/>
               <w:left w:val="single" w:color="D0D0CE" w:sz="1"/>
@@ -2661,7 +2669,7 @@
       <w:tr>
         <w:tc>
           <w:tcPr>
-            <w:tcW w:type="dxa" w:w="3120"/>
+            <w:tcW w:type="dxa" w:w="2163"/>
             <w:tcBorders>
               <w:top w:val="single" w:color="D0D0CE" w:sz="1"/>
               <w:left w:val="single" w:color="D0D0CE" w:sz="1"/>
@@ -2687,7 +2695,7 @@
         </w:tc>
         <w:tc>
           <w:tcPr>
-            <w:tcW w:type="dxa" w:w="3120"/>
+            <w:tcW w:type="dxa" w:w="3926"/>
             <w:tcBorders>
               <w:top w:val="single" w:color="D0D0CE" w:sz="1"/>
               <w:left w:val="single" w:color="D0D0CE" w:sz="1"/>
@@ -2713,7 +2721,7 @@
         </w:tc>
         <w:tc>
           <w:tcPr>
-            <w:tcW w:type="dxa" w:w="3120"/>
+            <w:tcW w:type="dxa" w:w="3271"/>
             <w:tcBorders>
               <w:top w:val="single" w:color="D0D0CE" w:sz="1"/>
               <w:left w:val="single" w:color="D0D0CE" w:sz="1"/>
@@ -2741,7 +2749,7 @@
       <w:tr>
         <w:tc>
           <w:tcPr>
-            <w:tcW w:type="dxa" w:w="3120"/>
+            <w:tcW w:type="dxa" w:w="2163"/>
             <w:tcBorders>
               <w:top w:val="single" w:color="D0D0CE" w:sz="1"/>
               <w:left w:val="single" w:color="D0D0CE" w:sz="1"/>
@@ -2767,7 +2775,7 @@
         </w:tc>
         <w:tc>
           <w:tcPr>
-            <w:tcW w:type="dxa" w:w="3120"/>
+            <w:tcW w:type="dxa" w:w="3926"/>
             <w:tcBorders>
               <w:top w:val="single" w:color="D0D0CE" w:sz="1"/>
               <w:left w:val="single" w:color="D0D0CE" w:sz="1"/>
@@ -2793,7 +2801,7 @@
         </w:tc>
         <w:tc>
           <w:tcPr>
-            <w:tcW w:type="dxa" w:w="3120"/>
+            <w:tcW w:type="dxa" w:w="3271"/>
             <w:tcBorders>
               <w:top w:val="single" w:color="D0D0CE" w:sz="1"/>
               <w:left w:val="single" w:color="D0D0CE" w:sz="1"/>
@@ -2821,7 +2829,7 @@
       <w:tr>
         <w:tc>
           <w:tcPr>
-            <w:tcW w:type="dxa" w:w="3120"/>
+            <w:tcW w:type="dxa" w:w="2163"/>
             <w:tcBorders>
               <w:top w:val="single" w:color="D0D0CE" w:sz="1"/>
               <w:left w:val="single" w:color="D0D0CE" w:sz="1"/>
@@ -2847,7 +2855,7 @@
         </w:tc>
         <w:tc>
           <w:tcPr>
-            <w:tcW w:type="dxa" w:w="3120"/>
+            <w:tcW w:type="dxa" w:w="3926"/>
             <w:tcBorders>
               <w:top w:val="single" w:color="D0D0CE" w:sz="1"/>
               <w:left w:val="single" w:color="D0D0CE" w:sz="1"/>
@@ -2873,7 +2881,7 @@
         </w:tc>
         <w:tc>
           <w:tcPr>
-            <w:tcW w:type="dxa" w:w="3120"/>
+            <w:tcW w:type="dxa" w:w="3271"/>
             <w:tcBorders>
               <w:top w:val="single" w:color="D0D0CE" w:sz="1"/>
               <w:left w:val="single" w:color="D0D0CE" w:sz="1"/>
@@ -2901,7 +2909,7 @@
       <w:tr>
         <w:tc>
           <w:tcPr>
-            <w:tcW w:type="dxa" w:w="3120"/>
+            <w:tcW w:type="dxa" w:w="2163"/>
             <w:tcBorders>
               <w:top w:val="single" w:color="D0D0CE" w:sz="1"/>
               <w:left w:val="single" w:color="D0D0CE" w:sz="1"/>
@@ -2927,7 +2935,7 @@
         </w:tc>
         <w:tc>
           <w:tcPr>
-            <w:tcW w:type="dxa" w:w="3120"/>
+            <w:tcW w:type="dxa" w:w="3926"/>
             <w:tcBorders>
               <w:top w:val="single" w:color="D0D0CE" w:sz="1"/>
               <w:left w:val="single" w:color="D0D0CE" w:sz="1"/>
@@ -2953,7 +2961,7 @@
         </w:tc>
         <w:tc>
           <w:tcPr>
-            <w:tcW w:type="dxa" w:w="3120"/>
+            <w:tcW w:type="dxa" w:w="3271"/>
             <w:tcBorders>
               <w:top w:val="single" w:color="D0D0CE" w:sz="1"/>
               <w:left w:val="single" w:color="D0D0CE" w:sz="1"/>
@@ -2981,7 +2989,7 @@
       <w:tr>
         <w:tc>
           <w:tcPr>
-            <w:tcW w:type="dxa" w:w="3120"/>
+            <w:tcW w:type="dxa" w:w="2163"/>
             <w:tcBorders>
               <w:top w:val="single" w:color="D0D0CE" w:sz="1"/>
               <w:left w:val="single" w:color="D0D0CE" w:sz="1"/>
@@ -3007,7 +3015,7 @@
         </w:tc>
         <w:tc>
           <w:tcPr>
-            <w:tcW w:type="dxa" w:w="3120"/>
+            <w:tcW w:type="dxa" w:w="3926"/>
             <w:tcBorders>
               <w:top w:val="single" w:color="D0D0CE" w:sz="1"/>
               <w:left w:val="single" w:color="D0D0CE" w:sz="1"/>
@@ -3033,7 +3041,7 @@
         </w:tc>
         <w:tc>
           <w:tcPr>
-            <w:tcW w:type="dxa" w:w="3120"/>
+            <w:tcW w:type="dxa" w:w="3271"/>
             <w:tcBorders>
               <w:top w:val="single" w:color="D0D0CE" w:sz="1"/>
               <w:left w:val="single" w:color="D0D0CE" w:sz="1"/>
@@ -3061,34 +3069,34 @@
     </w:tbl>
     <w:p>
       <w:pPr>
-        <w:pStyle w:val="Heading1"/>
-      </w:pPr>
-      <w:r>
-        <w:t xml:space="preserve">Audience takeaway card</w:t>
+        <w:spacing w:after="120"/>
+      </w:pPr>
+      <w:r>
+        <w:t xml:space="preserve"/>
       </w:r>
     </w:p>
     <w:p>
       <w:pPr>
-        <w:spacing w:after="120"/>
-      </w:pPr>
-      <w:r>
-        <w:t xml:space="preserve">Before connecting a model to a patient conversation, answer five questions: What is it allowed to do? What evidence supports its claims? What makes it stop or escalate? How will we test the risky cases? Who owns failures after launch?</w:t>
+        <w:pStyle w:val="Heading1"/>
+      </w:pPr>
+      <w:r>
+        <w:t xml:space="preserve">Audience takeaway card</w:t>
       </w:r>
     </w:p>
     <w:p>
       <w:pPr>
-        <w:pStyle w:val="Heading1"/>
-      </w:pPr>
-      <w:r>
-        <w:t xml:space="preserve">References</w:t>
+        <w:spacing w:after="120"/>
+      </w:pPr>
+      <w:r>
+        <w:t xml:space="preserve">Before connecting a model to a patient conversation, answer five questions: What is it allowed to do? What evidence supports its claims? What makes it stop or escalate? How will we test the risky cases? Who owns failures after launch?</w:t>
       </w:r>
     </w:p>
     <w:p>
       <w:pPr>
-        <w:spacing w:after="120"/>
-      </w:pPr>
-      <w:r>
-        <w:t xml:space="preserve">[Case Study] Design case study — a conversational AI companion for menopause and perimenopause support (author’s prior applied work).</w:t>
+        <w:pStyle w:val="Heading1"/>
+      </w:pPr>
+      <w:r>
+        <w:t xml:space="preserve">References</w:t>
       </w:r>
     </w:p>
     <w:p>
@@ -3096,7 +3104,15 @@
         <w:spacing w:after="120"/>
       </w:pPr>
       <w:r>
-        <w:t xml:space="preserve">[Conference Outline] Conference talk outline — “Building Safe Conversational AI Agents for Healthcare.”</w:t>
+        <w:t xml:space="preserve">[Case Study] Eltayeb, Y. (2026). Menopause-support companion design case study. In SAFE-CARE public release repository, v1.0. Conefia. GitHub/Zenodo. https://doi.org/10.5281/zenodo.21330842</w:t>
+      </w:r>
+    </w:p>
+    <w:p>
+      <w:pPr>
+        <w:spacing w:after="120"/>
+      </w:pPr>
+      <w:r>
+        <w:t xml:space="preserve">[Conference Outline] Eltayeb, Y. (2026). Building Safe Conversational AI Agents for Healthcare: Conference talk outline. In SAFE-CARE public release repository, v1.0. Conefia. GitHub/Zenodo. https://doi.org/10.5281/zenodo.21330842</w:t>
       </w:r>
     </w:p>
     <w:p>
@@ -3232,7 +3248,17 @@
         <w:t xml:space="preserve">How to cite:</w:t>
       </w:r>
       <w:r>
-        <w:t xml:space="preserve"> Eltayeb, Y. (2026). *SAFE-CARE: A Framework for Designing and Evaluating Safe Healthcare AI Agents*. Conefia. DOI: [Zenodo DOI].</w:t>
+        <w:t xml:space="preserve"> Eltayeb, Y. (2026). </w:t>
+      </w:r>
+      <w:r>
+        <w:rPr>
+          <w:i/>
+          <w:iCs/>
+        </w:rPr>
+        <w:t xml:space="preserve">SAFE-CARE: A Framework for Designing and Evaluating Safe Healthcare AI Agents</w:t>
+      </w:r>
+      <w:r>
+        <w:t xml:space="preserve">. Conefia. DOI: https://doi.org/10.5281/zenodo.21330159.</w:t>
       </w:r>
     </w:p>
     <w:p>

--- a/release_assets/docx/09_SAFE-CARE_Conference_Talk_Deck_Outline.docx
+++ b/release_assets/docx/09_SAFE-CARE_Conference_Talk_Deck_Outline.docx
@@ -33,7 +33,7 @@
           <w:sz w:val="17"/>
           <w:szCs w:val="17"/>
         </w:rPr>
-        <w:t xml:space="preserve">SAFE-CARE Framework — authored by Yassen Eltayeb, Conefia · Version 1.0 · July 2026</w:t>
+        <w:t xml:space="preserve">SAFE-CARE Framework — authored by Yassen Eltayeb, Conefia · Version 1.1 · July 2026</w:t>
       </w:r>
     </w:p>
     <w:p>
@@ -3208,7 +3208,7 @@
         <w:t xml:space="preserve">Version:</w:t>
       </w:r>
       <w:r>
-        <w:t xml:space="preserve"> v1.0 · July 2026.</w:t>
+        <w:t xml:space="preserve"> v1.1 · July 2026.</w:t>
       </w:r>
     </w:p>
     <w:p>

--- a/release_assets/docx/09_SAFE-CARE_Conference_Talk_Deck_Outline.docx
+++ b/release_assets/docx/09_SAFE-CARE_Conference_Talk_Deck_Outline.docx
@@ -3104,7 +3104,7 @@
         <w:spacing w:after="120"/>
       </w:pPr>
       <w:r>
-        <w:t xml:space="preserve">[Case Study] Eltayeb, Y. (2026). Menopause-support companion design case study. In SAFE-CARE public release repository, v1.0. Conefia. GitHub/Zenodo. https://doi.org/10.5281/zenodo.21330842</w:t>
+        <w:t xml:space="preserve">[Case Study] Eltayeb, Y. (2026). Menopause-support companion design case study. In the SAFE-CARE public release repository. Conefia. GitHub/Zenodo. https://doi.org/10.5281/zenodo.21330841</w:t>
       </w:r>
     </w:p>
     <w:p>
@@ -3112,7 +3112,7 @@
         <w:spacing w:after="120"/>
       </w:pPr>
       <w:r>
-        <w:t xml:space="preserve">[Conference Outline] Eltayeb, Y. (2026). Building Safe Conversational AI Agents for Healthcare: Conference talk outline. In SAFE-CARE public release repository, v1.0. Conefia. GitHub/Zenodo. https://doi.org/10.5281/zenodo.21330842</w:t>
+        <w:t xml:space="preserve">[Conference Outline] Eltayeb, Y. (2026). Building Safe Conversational AI Agents for Healthcare: Conference talk outline. In the SAFE-CARE public release repository. Conefia. GitHub/Zenodo. https://doi.org/10.5281/zenodo.21330841</w:t>
       </w:r>
     </w:p>
     <w:p>
@@ -3258,7 +3258,7 @@
         <w:t xml:space="preserve">SAFE-CARE: A Framework for Designing and Evaluating Safe Healthcare AI Agents</w:t>
       </w:r>
       <w:r>
-        <w:t xml:space="preserve">. Conefia. DOI: https://doi.org/10.5281/zenodo.21330159.</w:t>
+        <w:t xml:space="preserve">. Conefia. DOI: https://doi.org/10.5281/zenodo.21330841.</w:t>
       </w:r>
     </w:p>
     <w:p>

--- a/release_assets/docx/09_SAFE-CARE_Conference_Talk_Deck_Outline.docx
+++ b/release_assets/docx/09_SAFE-CARE_Conference_Talk_Deck_Outline.docx
@@ -3104,7 +3104,7 @@
         <w:spacing w:after="120"/>
       </w:pPr>
       <w:r>
-        <w:t xml:space="preserve">[Case Study] Eltayeb, Y. (2026). Menopause-support companion design case study. In the SAFE-CARE public release repository. Conefia. GitHub/Zenodo. https://doi.org/10.5281/zenodo.21330841</w:t>
+        <w:t xml:space="preserve">[Case Study] Eltayeb, Y. (2026). Menopause-support companion design case study. In the SAFE-CARE public release repository (docs/03_SAFE-CARE_Menopause-Support_Companion_Case_Study). Conefia. GitHub/Zenodo. https://doi.org/10.5281/zenodo.21330841</w:t>
       </w:r>
     </w:p>
     <w:p>
@@ -3112,7 +3112,7 @@
         <w:spacing w:after="120"/>
       </w:pPr>
       <w:r>
-        <w:t xml:space="preserve">[Conference Outline] Eltayeb, Y. (2026). Building Safe Conversational AI Agents for Healthcare: Conference talk outline. In the SAFE-CARE public release repository. Conefia. GitHub/Zenodo. https://doi.org/10.5281/zenodo.21330841</w:t>
+        <w:t xml:space="preserve">[Conference Outline] Eltayeb, Y. (2026). Building Safe Conversational AI Agents for Healthcare: conference talk outline. In the SAFE-CARE public release repository (docs/09_SAFE-CARE_Conference_Talk_Deck_Outline). Conefia. GitHub/Zenodo. https://doi.org/10.5281/zenodo.21330841</w:t>
       </w:r>
     </w:p>
     <w:p>

--- a/release_assets/docx/09_SAFE-CARE_Conference_Talk_Deck_Outline.docx
+++ b/release_assets/docx/09_SAFE-CARE_Conference_Talk_Deck_Outline.docx
@@ -33,7 +33,7 @@
           <w:sz w:val="17"/>
           <w:szCs w:val="17"/>
         </w:rPr>
-        <w:t xml:space="preserve">SAFE-CARE Framework — authored by Yassen Eltayeb, Conefia · Version 1.1 · July 2026</w:t>
+        <w:t xml:space="preserve">SAFE-CARE Framework — authored by Yassen Eltayeb, Conefia · Version 1.2.0 · July 2026</w:t>
       </w:r>
     </w:p>
     <w:p>
@@ -3128,7 +3128,7 @@
         <w:spacing w:after="120"/>
       </w:pPr>
       <w:r>
-        <w:t xml:space="preserve">[WHO 2025] World Health Organization. Ethics and governance of artificial intelligence for health: guidance on large multi-modal models. 2025. https://www.who.int/publications/i/item/9789240084759</w:t>
+        <w:t xml:space="preserve">[WHO 2024b] World Health Organization. Ethics and governance of artificial intelligence for health: guidance on large multi-modal models. 2024. https://www.who.int/publications/i/item/9789240084759</w:t>
       </w:r>
     </w:p>
     <w:p>
@@ -3188,7 +3188,7 @@
         <w:t xml:space="preserve">Author:</w:t>
       </w:r>
       <w:r>
-        <w:t xml:space="preserve"> Yassen Eltayeb — Conefia.</w:t>
+        <w:t xml:space="preserve"> Yassen Eltayeb.</w:t>
       </w:r>
     </w:p>
     <w:p>
@@ -3208,7 +3208,7 @@
         <w:t xml:space="preserve">Version:</w:t>
       </w:r>
       <w:r>
-        <w:t xml:space="preserve"> v1.1 · July 2026.</w:t>
+        <w:t xml:space="preserve"> 1.2.0 · July 2026.</w:t>
       </w:r>
     </w:p>
     <w:p>
@@ -3278,7 +3278,7 @@
         <w:t xml:space="preserve">Trademark:</w:t>
       </w:r>
       <w:r>
-        <w:t xml:space="preserve"> SAFE-CARE™ is a trademark of Yassen Eltayeb / Conefia.</w:t>
+        <w:t xml:space="preserve"> SAFE-CARE™ is a claimed unregistered trademark used by Conefia LLC in connection with its healthcare-AI framework and related services.</w:t>
       </w:r>
     </w:p>
     <w:p>
@@ -3298,7 +3298,7 @@
         <w:t xml:space="preserve">Copyright:</w:t>
       </w:r>
       <w:r>
-        <w:t xml:space="preserve"> © 2026 Yassen Eltayeb / Conefia.</w:t>
+        <w:t xml:space="preserve"> © 2026 Yassen Eltayeb.</w:t>
       </w:r>
     </w:p>
     <w:p>
